--- a/Dissertation Research/Conclusion.docx
+++ b/Dissertation Research/Conclusion.docx
@@ -34,23 +34,32 @@
       </w:pPr>
       <w:r>
         <w:rPr/>
+        <w:t>Structure:</w:t>
+      </w:r>
+    </w:p>
+    <w:p>
+      <w:pPr>
+        <w:pStyle w:val="Normal"/>
+        <w:numPr>
+          <w:ilvl w:val="0"/>
+          <w:numId w:val="1"/>
+        </w:numPr>
+        <w:bidi w:val="0"/>
+        <w:jc w:val="start"/>
+        <w:rPr/>
+      </w:pPr>
+      <w:r>
+        <w:rPr/>
         <w:t>The majority of rubber produced today is synthetic - made from petroleum rather than harvested from trees or vines.</w:t>
       </w:r>
     </w:p>
     <w:p>
       <w:pPr>
         <w:pStyle w:val="Normal"/>
-        <w:bidi w:val="0"/>
-        <w:jc w:val="start"/>
-        <w:rPr/>
-      </w:pPr>
-      <w:r>
-        <w:rPr/>
-      </w:r>
-    </w:p>
-    <w:p>
-      <w:pPr>
-        <w:pStyle w:val="Normal"/>
+        <w:numPr>
+          <w:ilvl w:val="1"/>
+          <w:numId w:val="1"/>
+        </w:numPr>
         <w:bidi w:val="0"/>
         <w:jc w:val="start"/>
         <w:rPr/>
@@ -63,17 +72,10 @@
     <w:p>
       <w:pPr>
         <w:pStyle w:val="Normal"/>
-        <w:bidi w:val="0"/>
-        <w:jc w:val="start"/>
-        <w:rPr/>
-      </w:pPr>
-      <w:r>
-        <w:rPr/>
-      </w:r>
-    </w:p>
-    <w:p>
-      <w:pPr>
-        <w:pStyle w:val="Normal"/>
+        <w:numPr>
+          <w:ilvl w:val="0"/>
+          <w:numId w:val="1"/>
+        </w:numPr>
         <w:bidi w:val="0"/>
         <w:jc w:val="start"/>
         <w:rPr/>
@@ -86,6 +88,26 @@
     <w:p>
       <w:pPr>
         <w:pStyle w:val="Normal"/>
+        <w:numPr>
+          <w:ilvl w:val="1"/>
+          <w:numId w:val="1"/>
+        </w:numPr>
+        <w:bidi w:val="0"/>
+        <w:jc w:val="start"/>
+        <w:rPr/>
+      </w:pPr>
+      <w:r>
+        <w:rPr/>
+        <w:t>Gaps: Sumatra, Africa, Mexico, Thailand etc</w:t>
+      </w:r>
+    </w:p>
+    <w:p>
+      <w:pPr>
+        <w:pStyle w:val="Normal"/>
+        <w:numPr>
+          <w:ilvl w:val="0"/>
+          <w:numId w:val="1"/>
+        </w:numPr>
         <w:bidi w:val="0"/>
         <w:jc w:val="start"/>
         <w:rPr/>
@@ -98,48 +120,155 @@
     <w:p>
       <w:pPr>
         <w:pStyle w:val="Normal"/>
-        <w:bidi w:val="0"/>
-        <w:jc w:val="start"/>
-        <w:rPr/>
-      </w:pPr>
-      <w:r>
-        <w:rPr/>
-      </w:r>
-    </w:p>
-    <w:p>
-      <w:pPr>
-        <w:pStyle w:val="Normal"/>
-        <w:bidi w:val="0"/>
-        <w:jc w:val="start"/>
-        <w:rPr/>
-      </w:pPr>
-      <w:r>
-        <w:rPr/>
-        <w:t>things that this study has left out:</w:t>
-      </w:r>
-    </w:p>
-    <w:p>
-      <w:pPr>
-        <w:pStyle w:val="Normal"/>
-        <w:bidi w:val="0"/>
-        <w:jc w:val="start"/>
-        <w:rPr/>
-      </w:pPr>
-      <w:r>
-        <w:rPr/>
-        <w:t>sumatra</w:t>
-      </w:r>
-    </w:p>
-    <w:p>
-      <w:pPr>
-        <w:pStyle w:val="Normal"/>
-        <w:bidi w:val="0"/>
-        <w:jc w:val="start"/>
-        <w:rPr/>
-      </w:pPr>
-      <w:r>
-        <w:rPr/>
-        <w:t>africa</w:t>
+        <w:numPr>
+          <w:ilvl w:val="0"/>
+          <w:numId w:val="1"/>
+        </w:numPr>
+        <w:bidi w:val="0"/>
+        <w:jc w:val="start"/>
+        <w:rPr/>
+      </w:pPr>
+      <w:r>
+        <w:rPr/>
+        <w:t>Micro Plastics</w:t>
+      </w:r>
+    </w:p>
+    <w:p>
+      <w:pPr>
+        <w:pStyle w:val="Normal"/>
+        <w:bidi w:val="0"/>
+        <w:jc w:val="start"/>
+        <w:rPr/>
+      </w:pPr>
+      <w:r>
+        <w:rPr/>
+      </w:r>
+    </w:p>
+    <w:p>
+      <w:pPr>
+        <w:pStyle w:val="Normal"/>
+        <w:bidi w:val="0"/>
+        <w:jc w:val="start"/>
+        <w:rPr/>
+      </w:pPr>
+      <w:r>
+        <w:rPr/>
+        <w:t>microplastics</w:t>
+      </w:r>
+    </w:p>
+    <w:p>
+      <w:pPr>
+        <w:pStyle w:val="Normal"/>
+        <w:bidi w:val="0"/>
+        <w:jc w:val="start"/>
+        <w:rPr/>
+      </w:pPr>
+      <w:r>
+        <w:rPr/>
+        <w:t>https://www.frontiersin.org/journals/environmental-science/articles/10.3389/fenvs.2023.1355263/full</w:t>
+      </w:r>
+    </w:p>
+    <w:p>
+      <w:pPr>
+        <w:pStyle w:val="Normal"/>
+        <w:bidi w:val="0"/>
+        <w:jc w:val="start"/>
+        <w:rPr/>
+      </w:pPr>
+      <w:r>
+        <w:rPr/>
+        <w:t>https://www.sciencedirect.com/science/article/pii/S0921344923005232</w:t>
+      </w:r>
+    </w:p>
+    <w:p>
+      <w:pPr>
+        <w:pStyle w:val="Normal"/>
+        <w:bidi w:val="0"/>
+        <w:jc w:val="start"/>
+        <w:rPr/>
+      </w:pPr>
+      <w:r>
+        <w:rPr/>
+        <w:t>https://link.springer.com/article/10.4209/aaqr.2018.03.0099</w:t>
+      </w:r>
+    </w:p>
+    <w:p>
+      <w:pPr>
+        <w:pStyle w:val="Normal"/>
+        <w:bidi w:val="0"/>
+        <w:jc w:val="start"/>
+        <w:rPr/>
+      </w:pPr>
+      <w:r>
+        <w:rPr/>
+        <w:t>https://documentserver.uhasselt.be/handle/1942/25700</w:t>
+      </w:r>
+    </w:p>
+    <w:p>
+      <w:pPr>
+        <w:pStyle w:val="Normal"/>
+        <w:bidi w:val="0"/>
+        <w:jc w:val="start"/>
+        <w:rPr/>
+      </w:pPr>
+      <w:r>
+        <w:rPr/>
+        <w:t>https://link.springer.com/article/10.1186/s43591-021-00008-w</w:t>
+      </w:r>
+    </w:p>
+    <w:p>
+      <w:pPr>
+        <w:pStyle w:val="Normal"/>
+        <w:bidi w:val="0"/>
+        <w:jc w:val="start"/>
+        <w:rPr/>
+      </w:pPr>
+      <w:r>
+        <w:rPr/>
+      </w:r>
+    </w:p>
+    <w:p>
+      <w:pPr>
+        <w:pStyle w:val="Normal"/>
+        <w:bidi w:val="0"/>
+        <w:jc w:val="start"/>
+        <w:rPr/>
+      </w:pPr>
+      <w:r>
+        <w:rPr/>
+      </w:r>
+    </w:p>
+    <w:p>
+      <w:pPr>
+        <w:pStyle w:val="Normal"/>
+        <w:bidi w:val="0"/>
+        <w:jc w:val="start"/>
+        <w:rPr/>
+      </w:pPr>
+      <w:r>
+        <w:rPr/>
+      </w:r>
+    </w:p>
+    <w:p>
+      <w:pPr>
+        <w:pStyle w:val="Normal"/>
+        <w:bidi w:val="0"/>
+        <w:jc w:val="start"/>
+        <w:rPr/>
+      </w:pPr>
+      <w:r>
+        <w:rPr/>
+      </w:r>
+    </w:p>
+    <w:p>
+      <w:pPr>
+        <w:pStyle w:val="Normal"/>
+        <w:bidi w:val="0"/>
+        <w:jc w:val="start"/>
+        <w:rPr/>
+      </w:pPr>
+      <w:r>
+        <w:rPr/>
       </w:r>
     </w:p>
     <w:sectPr>
@@ -149,9 +278,277 @@
       <w:pgNumType w:fmt="decimal"/>
       <w:formProt w:val="false"/>
       <w:textDirection w:val="lrTb"/>
+      <w:docGrid w:type="default" w:linePitch="100" w:charSpace="0"/>
     </w:sectPr>
   </w:body>
 </w:document>
+</file>
+
+<file path=word/numbering.xml><?xml version="1.0" encoding="utf-8"?>
+<w:numbering xmlns:w="http://schemas.openxmlformats.org/wordprocessingml/2006/main" xmlns:o="urn:schemas-microsoft-com:office:office" xmlns:r="http://schemas.openxmlformats.org/officeDocument/2006/relationships" xmlns:v="urn:schemas-microsoft-com:vml" xmlns:mc="http://schemas.openxmlformats.org/markup-compatibility/2006" xmlns:w14="http://schemas.microsoft.com/office/word/2010/wordml" mc:Ignorable="w14">
+  <w:abstractNum w:abstractNumId="1">
+    <w:lvl w:ilvl="0">
+      <w:start w:val="1"/>
+      <w:numFmt w:val="bullet"/>
+      <w:lvlText w:val=""/>
+      <w:lvlJc w:val="start"/>
+      <w:pPr>
+        <w:tabs>
+          <w:tab w:val="num" w:pos="720"/>
+        </w:tabs>
+        <w:ind w:start="720" w:hanging="360"/>
+      </w:pPr>
+      <w:rPr>
+        <w:rFonts w:ascii="Symbol" w:hAnsi="Symbol" w:cs="Symbol" w:hint="default"/>
+      </w:rPr>
+    </w:lvl>
+    <w:lvl w:ilvl="1">
+      <w:start w:val="1"/>
+      <w:numFmt w:val="bullet"/>
+      <w:lvlText w:val="◦"/>
+      <w:lvlJc w:val="start"/>
+      <w:pPr>
+        <w:tabs>
+          <w:tab w:val="num" w:pos="1080"/>
+        </w:tabs>
+        <w:ind w:start="1080" w:hanging="360"/>
+      </w:pPr>
+      <w:rPr>
+        <w:rFonts w:ascii="OpenSymbol" w:hAnsi="OpenSymbol" w:cs="OpenSymbol" w:hint="default"/>
+      </w:rPr>
+    </w:lvl>
+    <w:lvl w:ilvl="2">
+      <w:start w:val="1"/>
+      <w:numFmt w:val="bullet"/>
+      <w:lvlText w:val="▪"/>
+      <w:lvlJc w:val="start"/>
+      <w:pPr>
+        <w:tabs>
+          <w:tab w:val="num" w:pos="1440"/>
+        </w:tabs>
+        <w:ind w:start="1440" w:hanging="360"/>
+      </w:pPr>
+      <w:rPr>
+        <w:rFonts w:ascii="OpenSymbol" w:hAnsi="OpenSymbol" w:cs="OpenSymbol" w:hint="default"/>
+      </w:rPr>
+    </w:lvl>
+    <w:lvl w:ilvl="3">
+      <w:start w:val="1"/>
+      <w:numFmt w:val="bullet"/>
+      <w:lvlText w:val=""/>
+      <w:lvlJc w:val="start"/>
+      <w:pPr>
+        <w:tabs>
+          <w:tab w:val="num" w:pos="1800"/>
+        </w:tabs>
+        <w:ind w:start="1800" w:hanging="360"/>
+      </w:pPr>
+      <w:rPr>
+        <w:rFonts w:ascii="Symbol" w:hAnsi="Symbol" w:cs="Symbol" w:hint="default"/>
+      </w:rPr>
+    </w:lvl>
+    <w:lvl w:ilvl="4">
+      <w:start w:val="1"/>
+      <w:numFmt w:val="bullet"/>
+      <w:lvlText w:val="◦"/>
+      <w:lvlJc w:val="start"/>
+      <w:pPr>
+        <w:tabs>
+          <w:tab w:val="num" w:pos="2160"/>
+        </w:tabs>
+        <w:ind w:start="2160" w:hanging="360"/>
+      </w:pPr>
+      <w:rPr>
+        <w:rFonts w:ascii="OpenSymbol" w:hAnsi="OpenSymbol" w:cs="OpenSymbol" w:hint="default"/>
+      </w:rPr>
+    </w:lvl>
+    <w:lvl w:ilvl="5">
+      <w:start w:val="1"/>
+      <w:numFmt w:val="bullet"/>
+      <w:lvlText w:val="▪"/>
+      <w:lvlJc w:val="start"/>
+      <w:pPr>
+        <w:tabs>
+          <w:tab w:val="num" w:pos="2520"/>
+        </w:tabs>
+        <w:ind w:start="2520" w:hanging="360"/>
+      </w:pPr>
+      <w:rPr>
+        <w:rFonts w:ascii="OpenSymbol" w:hAnsi="OpenSymbol" w:cs="OpenSymbol" w:hint="default"/>
+      </w:rPr>
+    </w:lvl>
+    <w:lvl w:ilvl="6">
+      <w:start w:val="1"/>
+      <w:numFmt w:val="bullet"/>
+      <w:lvlText w:val=""/>
+      <w:lvlJc w:val="start"/>
+      <w:pPr>
+        <w:tabs>
+          <w:tab w:val="num" w:pos="2880"/>
+        </w:tabs>
+        <w:ind w:start="2880" w:hanging="360"/>
+      </w:pPr>
+      <w:rPr>
+        <w:rFonts w:ascii="Symbol" w:hAnsi="Symbol" w:cs="Symbol" w:hint="default"/>
+      </w:rPr>
+    </w:lvl>
+    <w:lvl w:ilvl="7">
+      <w:start w:val="1"/>
+      <w:numFmt w:val="bullet"/>
+      <w:lvlText w:val="◦"/>
+      <w:lvlJc w:val="start"/>
+      <w:pPr>
+        <w:tabs>
+          <w:tab w:val="num" w:pos="3240"/>
+        </w:tabs>
+        <w:ind w:start="3240" w:hanging="360"/>
+      </w:pPr>
+      <w:rPr>
+        <w:rFonts w:ascii="OpenSymbol" w:hAnsi="OpenSymbol" w:cs="OpenSymbol" w:hint="default"/>
+      </w:rPr>
+    </w:lvl>
+    <w:lvl w:ilvl="8">
+      <w:start w:val="1"/>
+      <w:numFmt w:val="bullet"/>
+      <w:lvlText w:val="▪"/>
+      <w:lvlJc w:val="start"/>
+      <w:pPr>
+        <w:tabs>
+          <w:tab w:val="num" w:pos="3600"/>
+        </w:tabs>
+        <w:ind w:start="3600" w:hanging="360"/>
+      </w:pPr>
+      <w:rPr>
+        <w:rFonts w:ascii="OpenSymbol" w:hAnsi="OpenSymbol" w:cs="OpenSymbol" w:hint="default"/>
+      </w:rPr>
+    </w:lvl>
+  </w:abstractNum>
+  <w:abstractNum w:abstractNumId="2">
+    <w:lvl w:ilvl="0">
+      <w:start w:val="1"/>
+      <w:numFmt w:val="none"/>
+      <w:suff w:val="nothing"/>
+      <w:lvlText w:val=""/>
+      <w:lvlJc w:val="start"/>
+      <w:pPr>
+        <w:tabs>
+          <w:tab w:val="num" w:pos="0"/>
+        </w:tabs>
+        <w:ind w:start="0" w:hanging="0"/>
+      </w:pPr>
+    </w:lvl>
+    <w:lvl w:ilvl="1">
+      <w:start w:val="1"/>
+      <w:numFmt w:val="none"/>
+      <w:suff w:val="nothing"/>
+      <w:lvlText w:val=""/>
+      <w:lvlJc w:val="start"/>
+      <w:pPr>
+        <w:tabs>
+          <w:tab w:val="num" w:pos="0"/>
+        </w:tabs>
+        <w:ind w:start="0" w:hanging="0"/>
+      </w:pPr>
+    </w:lvl>
+    <w:lvl w:ilvl="2">
+      <w:start w:val="1"/>
+      <w:numFmt w:val="none"/>
+      <w:suff w:val="nothing"/>
+      <w:lvlText w:val=""/>
+      <w:lvlJc w:val="start"/>
+      <w:pPr>
+        <w:tabs>
+          <w:tab w:val="num" w:pos="0"/>
+        </w:tabs>
+        <w:ind w:start="0" w:hanging="0"/>
+      </w:pPr>
+    </w:lvl>
+    <w:lvl w:ilvl="3">
+      <w:start w:val="1"/>
+      <w:numFmt w:val="none"/>
+      <w:suff w:val="nothing"/>
+      <w:lvlText w:val=""/>
+      <w:lvlJc w:val="start"/>
+      <w:pPr>
+        <w:tabs>
+          <w:tab w:val="num" w:pos="0"/>
+        </w:tabs>
+        <w:ind w:start="0" w:hanging="0"/>
+      </w:pPr>
+    </w:lvl>
+    <w:lvl w:ilvl="4">
+      <w:start w:val="1"/>
+      <w:numFmt w:val="none"/>
+      <w:suff w:val="nothing"/>
+      <w:lvlText w:val=""/>
+      <w:lvlJc w:val="start"/>
+      <w:pPr>
+        <w:tabs>
+          <w:tab w:val="num" w:pos="0"/>
+        </w:tabs>
+        <w:ind w:start="0" w:hanging="0"/>
+      </w:pPr>
+    </w:lvl>
+    <w:lvl w:ilvl="5">
+      <w:start w:val="1"/>
+      <w:numFmt w:val="none"/>
+      <w:suff w:val="nothing"/>
+      <w:lvlText w:val=""/>
+      <w:lvlJc w:val="start"/>
+      <w:pPr>
+        <w:tabs>
+          <w:tab w:val="num" w:pos="0"/>
+        </w:tabs>
+        <w:ind w:start="0" w:hanging="0"/>
+      </w:pPr>
+    </w:lvl>
+    <w:lvl w:ilvl="6">
+      <w:start w:val="1"/>
+      <w:numFmt w:val="none"/>
+      <w:suff w:val="nothing"/>
+      <w:lvlText w:val=""/>
+      <w:lvlJc w:val="start"/>
+      <w:pPr>
+        <w:tabs>
+          <w:tab w:val="num" w:pos="0"/>
+        </w:tabs>
+        <w:ind w:start="0" w:hanging="0"/>
+      </w:pPr>
+    </w:lvl>
+    <w:lvl w:ilvl="7">
+      <w:start w:val="1"/>
+      <w:numFmt w:val="none"/>
+      <w:suff w:val="nothing"/>
+      <w:lvlText w:val=""/>
+      <w:lvlJc w:val="start"/>
+      <w:pPr>
+        <w:tabs>
+          <w:tab w:val="num" w:pos="0"/>
+        </w:tabs>
+        <w:ind w:start="0" w:hanging="0"/>
+      </w:pPr>
+    </w:lvl>
+    <w:lvl w:ilvl="8">
+      <w:start w:val="1"/>
+      <w:numFmt w:val="none"/>
+      <w:suff w:val="nothing"/>
+      <w:lvlText w:val=""/>
+      <w:lvlJc w:val="start"/>
+      <w:pPr>
+        <w:tabs>
+          <w:tab w:val="num" w:pos="0"/>
+        </w:tabs>
+        <w:ind w:start="0" w:hanging="0"/>
+      </w:pPr>
+    </w:lvl>
+  </w:abstractNum>
+  <w:num w:numId="1">
+    <w:abstractNumId w:val="1"/>
+  </w:num>
+  <w:num w:numId="2">
+    <w:abstractNumId w:val="2"/>
+  </w:num>
+</w:numbering>
 </file>
 
 <file path=word/styles.xml><?xml version="1.0" encoding="utf-8"?>
@@ -168,7 +565,6 @@
     </w:rPrDefault>
     <w:pPrDefault>
       <w:pPr>
-        <w:widowControl/>
         <w:suppressAutoHyphens w:val="true"/>
       </w:pPr>
     </w:pPrDefault>
@@ -178,7 +574,10 @@
     <w:qFormat/>
     <w:pPr>
       <w:widowControl/>
+      <w:suppressAutoHyphens w:val="true"/>
       <w:bidi w:val="0"/>
+      <w:spacing w:before="0" w:after="0"/>
+      <w:jc w:val="start"/>
     </w:pPr>
     <w:rPr>
       <w:rFonts w:ascii="Liberation Serif" w:hAnsi="Liberation Serif" w:eastAsia="Noto Serif CJK SC" w:cs="Noto Sans Devanagari"/>
@@ -187,6 +586,13 @@
       <w:sz w:val="24"/>
       <w:szCs w:val="24"/>
       <w:lang w:val="en-US" w:eastAsia="zh-CN" w:bidi="hi-IN"/>
+    </w:rPr>
+  </w:style>
+  <w:style w:type="character" w:styleId="Bullets">
+    <w:name w:val="Bullets"/>
+    <w:qFormat/>
+    <w:rPr>
+      <w:rFonts w:ascii="OpenSymbol" w:hAnsi="OpenSymbol" w:eastAsia="OpenSymbol" w:cs="OpenSymbol"/>
     </w:rPr>
   </w:style>
   <w:style w:type="paragraph" w:styleId="Heading">
